--- a/computer_science_msc_2026_junius.docx
+++ b/computer_science_msc_2026_junius.docx
@@ -539,6 +539,7 @@
           <w:color w:val="000000" w:themeColor="text1"/>
           <w:sz w:val="24"/>
           <w:szCs w:val="24"/>
+          <w:highlight w:val="green"/>
           <w:lang w:val="en-US"/>
         </w:rPr>
       </w:pPr>
@@ -551,7 +552,7 @@
           <w:color w:val="000000" w:themeColor="text1"/>
           <w:sz w:val="24"/>
           <w:szCs w:val="24"/>
-          <w:highlight w:val="cyan"/>
+          <w:highlight w:val="green"/>
           <w:lang w:val="en-US"/>
         </w:rPr>
         <w:t>Online</w:t>
@@ -565,7 +566,7 @@
           <w:color w:val="000000" w:themeColor="text1"/>
           <w:sz w:val="24"/>
           <w:szCs w:val="24"/>
-          <w:highlight w:val="cyan"/>
+          <w:highlight w:val="green"/>
           <w:lang w:val="en-US"/>
         </w:rPr>
         <w:t xml:space="preserve"> Algorithms</w:t>
@@ -587,7 +588,7 @@
           <w:color w:val="000000" w:themeColor="text1"/>
           <w:sz w:val="24"/>
           <w:szCs w:val="24"/>
-          <w:highlight w:val="yellow"/>
+          <w:highlight w:val="green"/>
           <w:lang w:val="en-US"/>
         </w:rPr>
       </w:pPr>
@@ -597,7 +598,7 @@
           <w:color w:val="000000" w:themeColor="text1"/>
           <w:sz w:val="24"/>
           <w:szCs w:val="24"/>
-          <w:highlight w:val="yellow"/>
+          <w:highlight w:val="green"/>
           <w:lang w:val="en-US"/>
         </w:rPr>
         <w:t>Basic concepts of competitiveness analysis. On-line paging and bin packing problems.</w:t>
@@ -619,7 +620,7 @@
           <w:color w:val="000000" w:themeColor="text1"/>
           <w:sz w:val="24"/>
           <w:szCs w:val="24"/>
-          <w:highlight w:val="yellow"/>
+          <w:highlight w:val="green"/>
           <w:lang w:val="en-US"/>
         </w:rPr>
       </w:pPr>
@@ -629,7 +630,7 @@
           <w:color w:val="000000" w:themeColor="text1"/>
           <w:sz w:val="24"/>
           <w:szCs w:val="24"/>
-          <w:highlight w:val="yellow"/>
+          <w:highlight w:val="green"/>
           <w:lang w:val="en-US"/>
         </w:rPr>
         <w:t>On-line scheduling and k-server problems.</w:t>
@@ -661,7 +662,7 @@
           <w:color w:val="000000" w:themeColor="text1"/>
           <w:sz w:val="24"/>
           <w:szCs w:val="24"/>
-          <w:highlight w:val="cyan"/>
+          <w:highlight w:val="green"/>
           <w:lang w:val="en-US"/>
         </w:rPr>
         <w:t>Machine Learning</w:t>
@@ -683,7 +684,7 @@
           <w:color w:val="000000" w:themeColor="text1"/>
           <w:sz w:val="24"/>
           <w:szCs w:val="24"/>
-          <w:highlight w:val="yellow"/>
+          <w:highlight w:val="green"/>
           <w:lang w:val="en-US"/>
         </w:rPr>
       </w:pPr>
@@ -693,7 +694,7 @@
           <w:color w:val="000000" w:themeColor="text1"/>
           <w:sz w:val="24"/>
           <w:szCs w:val="24"/>
-          <w:highlight w:val="yellow"/>
+          <w:highlight w:val="green"/>
           <w:lang w:val="en-US"/>
         </w:rPr>
         <w:t xml:space="preserve">The basic notions of machine learning: feature extraction, the curse of dimensionality, no free lunch theorem, </w:t>
@@ -704,7 +705,7 @@
           <w:color w:val="000000" w:themeColor="text1"/>
           <w:sz w:val="24"/>
           <w:szCs w:val="24"/>
-          <w:highlight w:val="yellow"/>
+          <w:highlight w:val="green"/>
           <w:lang w:val="en-US"/>
         </w:rPr>
         <w:t>Occam’s</w:t>
@@ -715,7 +716,7 @@
           <w:color w:val="000000" w:themeColor="text1"/>
           <w:sz w:val="24"/>
           <w:szCs w:val="24"/>
-          <w:highlight w:val="yellow"/>
+          <w:highlight w:val="green"/>
           <w:lang w:val="en-US"/>
         </w:rPr>
         <w:t xml:space="preserve"> razor, generalization and overfitting, measuring the training error.</w:t>
@@ -737,7 +738,7 @@
           <w:color w:val="000000" w:themeColor="text1"/>
           <w:sz w:val="24"/>
           <w:szCs w:val="24"/>
-          <w:highlight w:val="yellow"/>
+          <w:highlight w:val="green"/>
           <w:lang w:val="en-US"/>
         </w:rPr>
       </w:pPr>
@@ -747,7 +748,7 @@
           <w:color w:val="000000" w:themeColor="text1"/>
           <w:sz w:val="24"/>
           <w:szCs w:val="24"/>
-          <w:highlight w:val="yellow"/>
+          <w:highlight w:val="green"/>
           <w:lang w:val="en-US"/>
         </w:rPr>
         <w:t>Bayes decision theory and the relates concepts. The maximum likelihood parameter estimation method for Gaussian curves and for Gaussian Mixture Models.</w:t>
@@ -769,7 +770,7 @@
           <w:color w:val="000000" w:themeColor="text1"/>
           <w:sz w:val="24"/>
           <w:szCs w:val="24"/>
-          <w:highlight w:val="yellow"/>
+          <w:highlight w:val="green"/>
           <w:lang w:val="en-US"/>
         </w:rPr>
       </w:pPr>
@@ -779,7 +780,7 @@
           <w:color w:val="000000" w:themeColor="text1"/>
           <w:sz w:val="24"/>
           <w:szCs w:val="24"/>
-          <w:highlight w:val="yellow"/>
+          <w:highlight w:val="green"/>
           <w:lang w:val="en-US"/>
         </w:rPr>
         <w:t>Supervised learning methods (neural nets, support vector machines, decision trees)</w:t>
@@ -811,6 +812,7 @@
           <w:color w:val="000000" w:themeColor="text1"/>
           <w:sz w:val="24"/>
           <w:szCs w:val="24"/>
+          <w:highlight w:val="cyan"/>
           <w:lang w:val="en-US"/>
         </w:rPr>
         <w:t>Advanced Approximate and Symbolic Computations</w:t>
@@ -4074,10 +4076,14 @@
     <w:rsid w:val="0064112F"/>
     <w:rsid w:val="006F4E39"/>
     <w:rsid w:val="00706828"/>
+    <w:rsid w:val="00707B27"/>
     <w:rsid w:val="008309B7"/>
+    <w:rsid w:val="00846525"/>
     <w:rsid w:val="00863E70"/>
     <w:rsid w:val="008D66DC"/>
     <w:rsid w:val="00910A1B"/>
+    <w:rsid w:val="009C1FD0"/>
+    <w:rsid w:val="009C2F52"/>
     <w:rsid w:val="00A219EF"/>
     <w:rsid w:val="00A515DD"/>
     <w:rsid w:val="00AF11A7"/>
@@ -4087,6 +4093,7 @@
     <w:rsid w:val="00C91D46"/>
     <w:rsid w:val="00CD06F8"/>
     <w:rsid w:val="00CE22A0"/>
+    <w:rsid w:val="00CE2A4A"/>
     <w:rsid w:val="00D17EE4"/>
     <w:rsid w:val="00D621A3"/>
     <w:rsid w:val="00DA61DE"/>
@@ -4095,6 +4102,7 @@
     <w:rsid w:val="00E234CC"/>
     <w:rsid w:val="00E23F4F"/>
     <w:rsid w:val="00E32631"/>
+    <w:rsid w:val="00E46E50"/>
     <w:rsid w:val="00F2305D"/>
     <w:rsid w:val="00F36063"/>
     <w:rsid w:val="00F61F75"/>

--- a/computer_science_msc_2026_junius.docx
+++ b/computer_science_msc_2026_junius.docx
@@ -283,6 +283,7 @@
           <w:color w:val="000000" w:themeColor="text1"/>
           <w:sz w:val="24"/>
           <w:szCs w:val="24"/>
+          <w:highlight w:val="green"/>
           <w:lang w:val="en-US"/>
         </w:rPr>
       </w:pPr>
@@ -295,7 +296,7 @@
           <w:color w:val="000000" w:themeColor="text1"/>
           <w:sz w:val="24"/>
           <w:szCs w:val="24"/>
-          <w:highlight w:val="cyan"/>
+          <w:highlight w:val="green"/>
           <w:lang w:val="en-US"/>
         </w:rPr>
         <w:t>Application of Linear Programming</w:t>
@@ -317,7 +318,7 @@
           <w:color w:val="000000" w:themeColor="text1"/>
           <w:sz w:val="24"/>
           <w:szCs w:val="24"/>
-          <w:highlight w:val="yellow"/>
+          <w:highlight w:val="green"/>
           <w:lang w:val="en-US"/>
         </w:rPr>
       </w:pPr>
@@ -327,7 +328,7 @@
           <w:color w:val="000000" w:themeColor="text1"/>
           <w:sz w:val="24"/>
           <w:szCs w:val="24"/>
-          <w:highlight w:val="yellow"/>
+          <w:highlight w:val="green"/>
           <w:lang w:val="en-US"/>
         </w:rPr>
         <w:t>Duality, dual simplex algorithm. Integer programming.</w:t>
@@ -349,7 +350,7 @@
           <w:color w:val="000000" w:themeColor="text1"/>
           <w:sz w:val="24"/>
           <w:szCs w:val="24"/>
-          <w:highlight w:val="yellow"/>
+          <w:highlight w:val="green"/>
           <w:lang w:val="en-US"/>
         </w:rPr>
       </w:pPr>
@@ -359,7 +360,7 @@
           <w:color w:val="000000" w:themeColor="text1"/>
           <w:sz w:val="24"/>
           <w:szCs w:val="24"/>
-          <w:highlight w:val="yellow"/>
+          <w:highlight w:val="green"/>
           <w:lang w:val="en-US"/>
         </w:rPr>
         <w:t>Assignment and transportation problem.</w:t>
@@ -4063,6 +4064,7 @@
     <w:rsid w:val="00044895"/>
     <w:rsid w:val="00071DEA"/>
     <w:rsid w:val="000A3CA3"/>
+    <w:rsid w:val="001A37B6"/>
     <w:rsid w:val="001B094F"/>
     <w:rsid w:val="001F5F70"/>
     <w:rsid w:val="002973A9"/>
@@ -4073,6 +4075,7 @@
     <w:rsid w:val="004E1309"/>
     <w:rsid w:val="00527DE6"/>
     <w:rsid w:val="005632A1"/>
+    <w:rsid w:val="00622A85"/>
     <w:rsid w:val="0064112F"/>
     <w:rsid w:val="006F4E39"/>
     <w:rsid w:val="00706828"/>

--- a/computer_science_msc_2026_junius.docx
+++ b/computer_science_msc_2026_junius.docx
@@ -172,6 +172,7 @@
           <w:color w:val="000000" w:themeColor="text1"/>
           <w:sz w:val="24"/>
           <w:szCs w:val="24"/>
+          <w:highlight w:val="yellow"/>
           <w:lang w:val="en-US"/>
         </w:rPr>
       </w:pPr>
@@ -184,6 +185,7 @@
           <w:color w:val="000000" w:themeColor="text1"/>
           <w:sz w:val="24"/>
           <w:szCs w:val="24"/>
+          <w:highlight w:val="yellow"/>
           <w:lang w:val="en-US"/>
         </w:rPr>
         <w:t>Automata and formal languages</w:t>
@@ -205,6 +207,7 @@
           <w:color w:val="000000" w:themeColor="text1"/>
           <w:sz w:val="24"/>
           <w:szCs w:val="24"/>
+          <w:highlight w:val="yellow"/>
           <w:lang w:val="en-US"/>
         </w:rPr>
       </w:pPr>
@@ -214,6 +217,7 @@
           <w:color w:val="000000" w:themeColor="text1"/>
           <w:sz w:val="24"/>
           <w:szCs w:val="24"/>
+          <w:highlight w:val="yellow"/>
           <w:lang w:val="en-US"/>
         </w:rPr>
         <w:t xml:space="preserve">The unicity and the algorithmic construction of </w:t>
@@ -224,6 +228,7 @@
           <w:color w:val="000000" w:themeColor="text1"/>
           <w:sz w:val="24"/>
           <w:szCs w:val="24"/>
+          <w:highlight w:val="yellow"/>
           <w:lang w:val="en-US"/>
         </w:rPr>
         <w:t>minimal</w:t>
@@ -234,6 +239,7 @@
           <w:color w:val="000000" w:themeColor="text1"/>
           <w:sz w:val="24"/>
           <w:szCs w:val="24"/>
+          <w:highlight w:val="yellow"/>
           <w:lang w:val="en-US"/>
         </w:rPr>
         <w:t xml:space="preserve"> automaton.</w:t>
@@ -255,6 +261,7 @@
           <w:color w:val="000000" w:themeColor="text1"/>
           <w:sz w:val="24"/>
           <w:szCs w:val="24"/>
+          <w:highlight w:val="yellow"/>
           <w:lang w:val="en-US"/>
         </w:rPr>
       </w:pPr>
@@ -264,6 +271,7 @@
           <w:color w:val="000000" w:themeColor="text1"/>
           <w:sz w:val="24"/>
           <w:szCs w:val="24"/>
+          <w:highlight w:val="yellow"/>
           <w:lang w:val="en-US"/>
         </w:rPr>
         <w:t>Parikh's theorem and its consequences.</w:t>
@@ -380,6 +388,7 @@
           <w:color w:val="000000" w:themeColor="text1"/>
           <w:sz w:val="24"/>
           <w:szCs w:val="24"/>
+          <w:highlight w:val="green"/>
           <w:lang w:val="en-US"/>
         </w:rPr>
       </w:pPr>
@@ -392,7 +401,7 @@
           <w:color w:val="000000" w:themeColor="text1"/>
           <w:sz w:val="24"/>
           <w:szCs w:val="24"/>
-          <w:highlight w:val="cyan"/>
+          <w:highlight w:val="green"/>
           <w:lang w:val="en-US"/>
         </w:rPr>
         <w:t>Advanced Programming</w:t>
@@ -414,7 +423,7 @@
           <w:color w:val="000000" w:themeColor="text1"/>
           <w:sz w:val="24"/>
           <w:szCs w:val="24"/>
-          <w:highlight w:val="yellow"/>
+          <w:highlight w:val="green"/>
           <w:lang w:val="en-US"/>
         </w:rPr>
       </w:pPr>
@@ -424,7 +433,7 @@
           <w:color w:val="000000" w:themeColor="text1"/>
           <w:sz w:val="24"/>
           <w:szCs w:val="24"/>
-          <w:highlight w:val="yellow"/>
+          <w:highlight w:val="green"/>
           <w:lang w:val="en-US"/>
         </w:rPr>
         <w:t>Generic programming, templates, expression templates, metaprogramming.</w:t>
@@ -446,7 +455,6 @@
           <w:color w:val="000000" w:themeColor="text1"/>
           <w:sz w:val="24"/>
           <w:szCs w:val="24"/>
-          <w:highlight w:val="yellow"/>
           <w:lang w:val="en-US"/>
         </w:rPr>
       </w:pPr>
@@ -456,7 +464,7 @@
           <w:color w:val="000000" w:themeColor="text1"/>
           <w:sz w:val="24"/>
           <w:szCs w:val="24"/>
-          <w:highlight w:val="yellow"/>
+          <w:highlight w:val="green"/>
           <w:lang w:val="en-US"/>
         </w:rPr>
         <w:t>Standard Template Library implementation and usage: data streams, manipulators, generic algorithms, predicates, function objects, generic containers and iterators.</w:t>
@@ -476,6 +484,7 @@
           <w:color w:val="000000" w:themeColor="text1"/>
           <w:sz w:val="24"/>
           <w:szCs w:val="24"/>
+          <w:highlight w:val="green"/>
           <w:lang w:val="en-US"/>
         </w:rPr>
       </w:pPr>
@@ -488,7 +497,7 @@
           <w:color w:val="000000" w:themeColor="text1"/>
           <w:sz w:val="24"/>
           <w:szCs w:val="24"/>
-          <w:highlight w:val="cyan"/>
+          <w:highlight w:val="green"/>
           <w:lang w:val="en-US"/>
         </w:rPr>
         <w:t>Advanced Image Processing</w:t>
@@ -510,7 +519,7 @@
           <w:color w:val="000000" w:themeColor="text1"/>
           <w:sz w:val="24"/>
           <w:szCs w:val="24"/>
-          <w:highlight w:val="yellow"/>
+          <w:highlight w:val="green"/>
           <w:lang w:val="en-US"/>
         </w:rPr>
       </w:pPr>
@@ -520,7 +529,7 @@
           <w:color w:val="000000" w:themeColor="text1"/>
           <w:sz w:val="24"/>
           <w:szCs w:val="24"/>
-          <w:highlight w:val="yellow"/>
+          <w:highlight w:val="green"/>
           <w:lang w:val="en-US"/>
         </w:rPr>
         <w:t>Morphological operations on multiscale images; Skeletonization: distance transform, thinning, Voronoi-skeleton.</w:t>
@@ -801,6 +810,7 @@
           <w:color w:val="000000" w:themeColor="text1"/>
           <w:sz w:val="24"/>
           <w:szCs w:val="24"/>
+          <w:highlight w:val="green"/>
           <w:lang w:val="en-US"/>
         </w:rPr>
       </w:pPr>
@@ -813,7 +823,7 @@
           <w:color w:val="000000" w:themeColor="text1"/>
           <w:sz w:val="24"/>
           <w:szCs w:val="24"/>
-          <w:highlight w:val="cyan"/>
+          <w:highlight w:val="green"/>
           <w:lang w:val="en-US"/>
         </w:rPr>
         <w:t>Advanced Approximate and Symbolic Computations</w:t>
@@ -835,7 +845,7 @@
           <w:color w:val="000000" w:themeColor="text1"/>
           <w:sz w:val="24"/>
           <w:szCs w:val="24"/>
-          <w:highlight w:val="yellow"/>
+          <w:highlight w:val="green"/>
           <w:lang w:val="en-US"/>
         </w:rPr>
       </w:pPr>
@@ -845,7 +855,7 @@
           <w:color w:val="000000" w:themeColor="text1"/>
           <w:sz w:val="24"/>
           <w:szCs w:val="24"/>
-          <w:highlight w:val="yellow"/>
+          <w:highlight w:val="green"/>
           <w:lang w:val="en-US"/>
         </w:rPr>
         <w:t>Orthogonal transformations and their usage in numerical linear algebra (orthogonal-triangular decompositions, QR-algorithm).</w:t>
@@ -867,7 +877,7 @@
           <w:color w:val="000000" w:themeColor="text1"/>
           <w:sz w:val="24"/>
           <w:szCs w:val="24"/>
-          <w:highlight w:val="yellow"/>
+          <w:highlight w:val="green"/>
           <w:lang w:val="en-US"/>
         </w:rPr>
       </w:pPr>
@@ -877,7 +887,7 @@
           <w:color w:val="000000" w:themeColor="text1"/>
           <w:sz w:val="24"/>
           <w:szCs w:val="24"/>
-          <w:highlight w:val="yellow"/>
+          <w:highlight w:val="green"/>
           <w:lang w:val="en-US"/>
         </w:rPr>
         <w:t>Interpolation and approximation of continuous functions (spline and trigonometric interpolation, least-squares and uniform approximation).</w:t>
@@ -897,6 +907,7 @@
           <w:color w:val="000000" w:themeColor="text1"/>
           <w:sz w:val="24"/>
           <w:szCs w:val="24"/>
+          <w:highlight w:val="green"/>
           <w:lang w:val="en-US"/>
         </w:rPr>
       </w:pPr>
@@ -909,7 +920,7 @@
           <w:color w:val="000000" w:themeColor="text1"/>
           <w:sz w:val="24"/>
           <w:szCs w:val="24"/>
-          <w:highlight w:val="cyan"/>
+          <w:highlight w:val="green"/>
           <w:lang w:val="en-US"/>
         </w:rPr>
         <w:t>Program Systems Development</w:t>
@@ -931,7 +942,7 @@
           <w:color w:val="000000" w:themeColor="text1"/>
           <w:sz w:val="24"/>
           <w:szCs w:val="24"/>
-          <w:highlight w:val="yellow"/>
+          <w:highlight w:val="green"/>
           <w:lang w:val="en-US"/>
         </w:rPr>
       </w:pPr>
@@ -941,7 +952,7 @@
           <w:color w:val="000000" w:themeColor="text1"/>
           <w:sz w:val="24"/>
           <w:szCs w:val="24"/>
-          <w:highlight w:val="yellow"/>
+          <w:highlight w:val="green"/>
           <w:lang w:val="en-US"/>
         </w:rPr>
         <w:t>Fundamentals of distributed systems: non-functional requirements as architectural drivers, Amdahl’s law. The CAP theorem and its consequences (CP vs AP), ACID vs BASE. Consistency spectrum (strong → eventual), replication, partitioning, CQRS pattern.</w:t>
@@ -963,7 +974,7 @@
           <w:color w:val="000000" w:themeColor="text1"/>
           <w:sz w:val="24"/>
           <w:szCs w:val="24"/>
-          <w:highlight w:val="yellow"/>
+          <w:highlight w:val="green"/>
           <w:lang w:val="en-US"/>
         </w:rPr>
       </w:pPr>
@@ -973,7 +984,7 @@
           <w:color w:val="000000" w:themeColor="text1"/>
           <w:sz w:val="24"/>
           <w:szCs w:val="24"/>
-          <w:highlight w:val="yellow"/>
+          <w:highlight w:val="green"/>
           <w:lang w:val="en-US"/>
         </w:rPr>
         <w:t xml:space="preserve">Cloud and container-based runtimes: physical server → virtualization → containerization → serverless evolution and trade-offs. IaaS/PaaS/SaaS/BaaS </w:t>
@@ -984,7 +995,7 @@
           <w:color w:val="000000" w:themeColor="text1"/>
           <w:sz w:val="24"/>
           <w:szCs w:val="24"/>
-          <w:highlight w:val="yellow"/>
+          <w:highlight w:val="green"/>
           <w:lang w:val="en-US"/>
         </w:rPr>
         <w:lastRenderedPageBreak/>
@@ -997,7 +1008,7 @@
           <w:color w:val="000000" w:themeColor="text1"/>
           <w:sz w:val="24"/>
           <w:szCs w:val="24"/>
-          <w:highlight w:val="yellow"/>
+          <w:highlight w:val="green"/>
           <w:lang w:val="en-US"/>
         </w:rPr>
         <w:t>GitOps</w:t>
@@ -1009,7 +1020,7 @@
           <w:color w:val="000000" w:themeColor="text1"/>
           <w:sz w:val="24"/>
           <w:szCs w:val="24"/>
-          <w:highlight w:val="yellow"/>
+          <w:highlight w:val="green"/>
           <w:lang w:val="en-US"/>
         </w:rPr>
         <w:t xml:space="preserve"> principle.</w:t>
@@ -4080,17 +4091,21 @@
     <w:rsid w:val="006F4E39"/>
     <w:rsid w:val="00706828"/>
     <w:rsid w:val="00707B27"/>
+    <w:rsid w:val="007B3E36"/>
     <w:rsid w:val="008309B7"/>
     <w:rsid w:val="00846525"/>
     <w:rsid w:val="00863E70"/>
     <w:rsid w:val="008D66DC"/>
+    <w:rsid w:val="009108FC"/>
     <w:rsid w:val="00910A1B"/>
+    <w:rsid w:val="00944023"/>
     <w:rsid w:val="009C1FD0"/>
     <w:rsid w:val="009C2F52"/>
     <w:rsid w:val="00A219EF"/>
     <w:rsid w:val="00A515DD"/>
     <w:rsid w:val="00AF11A7"/>
     <w:rsid w:val="00B45B48"/>
+    <w:rsid w:val="00BA2ACE"/>
     <w:rsid w:val="00BA42B1"/>
     <w:rsid w:val="00C6550A"/>
     <w:rsid w:val="00C91D46"/>
@@ -4102,6 +4117,8 @@
     <w:rsid w:val="00DA61DE"/>
     <w:rsid w:val="00DB6484"/>
     <w:rsid w:val="00DB68A7"/>
+    <w:rsid w:val="00DC1732"/>
+    <w:rsid w:val="00DE3953"/>
     <w:rsid w:val="00E234CC"/>
     <w:rsid w:val="00E23F4F"/>
     <w:rsid w:val="00E32631"/>
